--- a/published/ai-family/04_screens_toys_tools/05_action/study-guides/05_action-practice_quiz.docx
+++ b/published/ai-family/04_screens_toys_tools/05_action/study-guides/05_action-practice_quiz.docx
@@ -4,108 +4,58 @@
   <w:body>
     <w:p>
       <w:r>
-        <w:t>Practice Quiz: Action</w:t>
+        <w:t>Practice Quiz: Video Games and Controls</w:t>
       </w:r>
     </w:p>
     <w:p>
       <w:r>
-        <w:t>Part A: Multiple Choice</w:t>
+        <w:t>Part A: Reflect Together</w:t>
       </w:r>
     </w:p>
     <w:p>
       <w:r>
-        <w:t>What is the primary role of Action in Active Inference?</w:t>
+        <w:t>What does a controller do? A) Controls the weather.</w:t>
         <w:br/>
-        <w:t>A) To maximize reward</w:t>
+        <w:t xml:space="preserve">    B) Sends signals from your hands to the game.</w:t>
         <w:br/>
-        <w:t>B) To minimize variational free energy</w:t>
-        <w:br/>
-        <w:t>C) To increase entropy</w:t>
-        <w:br/>
-        <w:t>D) To eliminate the Markov Blanket</w:t>
+        <w:t xml:space="preserve">    C) Makes toast.</w:t>
       </w:r>
     </w:p>
     <w:p>
       <w:r>
-        <w:t>In Family, Action is best described as:</w:t>
+        <w:t>What is Latency (Lag)? A) When the game is super fast.</w:t>
         <w:br/>
-        <w:t>A) A static property</w:t>
+        <w:t xml:space="preserve">    B) When there is a delay between pressing a button and the action happening.</w:t>
         <w:br/>
-        <w:t>B) A dynamic process</w:t>
-        <w:br/>
-        <w:t>C) An external state</w:t>
-        <w:br/>
-        <w:t>D) A random variable</w:t>
+        <w:t xml:space="preserve">    C) A type of pasta.</w:t>
       </w:r>
     </w:p>
     <w:p>
       <w:r>
-        <w:t>Which mathematical quantity is most central to Action?</w:t>
-        <w:br/>
-        <w:t>A) The Lagrangian</w:t>
-        <w:br/>
-        <w:t>B) The expected free energy</w:t>
-        <w:br/>
-        <w:t>C) The surprisal</w:t>
-        <w:br/>
-        <w:t>D) The precision</w:t>
+        <w:t>True or False : Video games are bad for you.</w:t>
       </w:r>
     </w:p>
     <w:p>
       <w:r>
-        <w:t>How does Action relate to the concept of the Generative Model?</w:t>
+        <w:t>(False. They can train your brain, but you need balance).     What is Haptic Feedback? A) Feeling the controller shake.</w:t>
         <w:br/>
-        <w:t>A) It is separate from the model</w:t>
+        <w:t xml:space="preserve">    B) Seeing colors.</w:t>
         <w:br/>
-        <w:t>B) It is a component of the model</w:t>
-        <w:br/>
-        <w:t>C) It destroys the model</w:t>
-        <w:br/>
-        <w:t>D) It is only relevant for the environment</w:t>
+        <w:t xml:space="preserve">    C) Hearing music.</w:t>
       </w:r>
     </w:p>
     <w:p>
       <w:r>
-        <w:t>A failure in Action would likely result in:</w:t>
+        <w:t>Why do we practice video games? A) To minimize prediction error (Get better).</w:t>
         <w:br/>
-        <w:t>A) Perfect prediction</w:t>
+        <w:t xml:space="preserve">    B) To waste time.</w:t>
         <w:br/>
-        <w:t>B) Generalized surprise</w:t>
-        <w:br/>
-        <w:t>C) Immediate death of the agent</w:t>
-        <w:br/>
-        <w:t>D) Zero entropy</w:t>
+        <w:t xml:space="preserve">    C) To hurt our thumbs.</w:t>
       </w:r>
     </w:p>
     <w:p>
       <w:r>
-        <w:t>Which scale is most relevant for analyzing Action in this course?</w:t>
-        <w:br/>
-        <w:t>A) Quantum</w:t>
-        <w:br/>
-        <w:t>B) Neural</w:t>
-        <w:br/>
-        <w:t>C) Social</w:t>
-        <w:br/>
-        <w:t>D) All of the above</w:t>
-      </w:r>
-    </w:p>
-    <w:p>
-      <w:r>
-        <w:t>Action connects directly to which other component?</w:t>
-        <w:br/>
-        <w:t>A) The step before it</w:t>
-        <w:br/>
-        <w:t>B) The step after it</w:t>
-        <w:br/>
-        <w:t>C) Both A and B</w:t>
-        <w:br/>
-        <w:t>D) None of the above</w:t>
-      </w:r>
-    </w:p>
-    <w:p>
-      <w:r>
-        <w:t>Part B: Short Answer</w:t>
+        <w:t>Part B: Discussion Questions</w:t>
       </w:r>
     </w:p>
     <w:sectPr>
